--- a/작업일지/Week_8(250417-250430).docx
+++ b/작업일지/Week_8(250417-250430).docx
@@ -1115,7 +1115,6 @@
         <w:spacing w:after="0" w:line="240" w:lineRule="auto"/>
         <w:ind w:leftChars="0" w:left="880"/>
         <w:rPr>
-          <w:rFonts w:hint="eastAsia"/>
           <w:bCs/>
           <w:color w:val="000000"/>
         </w:rPr>
@@ -1228,7 +1227,6 @@
         <w:spacing w:after="0" w:line="240" w:lineRule="auto"/>
         <w:ind w:leftChars="0" w:left="880"/>
         <w:rPr>
-          <w:rFonts w:hint="eastAsia"/>
           <w:b/>
           <w:color w:val="000000"/>
           <w:sz w:val="24"/>
@@ -1247,7 +1245,6 @@
         </w:pBdr>
         <w:spacing w:after="0" w:line="240" w:lineRule="auto"/>
         <w:rPr>
-          <w:rFonts w:hint="eastAsia"/>
           <w:bCs/>
           <w:color w:val="000000"/>
         </w:rPr>
@@ -1400,7 +1397,6 @@
         <w:spacing w:after="0" w:line="240" w:lineRule="auto"/>
         <w:ind w:leftChars="0"/>
         <w:rPr>
-          <w:rFonts w:hint="eastAsia"/>
           <w:bCs/>
           <w:color w:val="000000"/>
         </w:rPr>
@@ -1440,7 +1436,6 @@
         </w:pBdr>
         <w:spacing w:after="0" w:line="240" w:lineRule="auto"/>
         <w:rPr>
-          <w:rFonts w:hint="eastAsia"/>
           <w:bCs/>
           <w:color w:val="000000"/>
         </w:rPr>
@@ -1560,7 +1555,6 @@
         <w:spacing w:after="0" w:line="240" w:lineRule="auto"/>
         <w:ind w:leftChars="0"/>
         <w:rPr>
-          <w:rFonts w:hint="eastAsia"/>
           <w:bCs/>
           <w:color w:val="000000"/>
         </w:rPr>
@@ -1585,7 +1579,6 @@
         </w:pBdr>
         <w:spacing w:after="0" w:line="240" w:lineRule="auto"/>
         <w:rPr>
-          <w:rFonts w:hint="eastAsia"/>
           <w:bCs/>
           <w:color w:val="000000"/>
         </w:rPr>
@@ -1752,7 +1745,6 @@
             <w:pPr>
               <w:jc w:val="center"/>
               <w:rPr>
-                <w:rFonts w:hint="eastAsia"/>
                 <w:sz w:val="22"/>
                 <w:szCs w:val="22"/>
               </w:rPr>
@@ -1799,6 +1791,9 @@
           <w:p>
             <w:pPr>
               <w:jc w:val="center"/>
+              <w:rPr>
+                <w:rFonts w:hint="eastAsia"/>
+              </w:rPr>
             </w:pPr>
             <w:r>
               <w:t>2024.0</w:t>
@@ -1810,11 +1805,7 @@
               <w:t>5.01</w:t>
             </w:r>
             <w:r>
-              <w:t>~2024.</w:t>
-            </w:r>
-            <w:proofErr w:type="gramStart"/>
-            <w:r>
-              <w:t>0</w:t>
+              <w:t>~2024.0</w:t>
             </w:r>
             <w:r>
               <w:rPr>
@@ -1823,11 +1814,13 @@
               <w:t>5</w:t>
             </w:r>
             <w:r>
-              <w:t>.*</w:t>
-            </w:r>
-            <w:proofErr w:type="gramEnd"/>
-            <w:r>
-              <w:t>*</w:t>
+              <w:t>.</w:t>
+            </w:r>
+            <w:r>
+              <w:rPr>
+                <w:rFonts w:hint="eastAsia"/>
+              </w:rPr>
+              <w:t>14</w:t>
             </w:r>
           </w:p>
         </w:tc>
@@ -1866,13 +1859,7 @@
             <w:gridSpan w:val="3"/>
             <w:vAlign w:val="center"/>
           </w:tcPr>
-          <w:p>
-            <w:pPr>
-              <w:rPr>
-                <w:rFonts w:hint="eastAsia"/>
-              </w:rPr>
-            </w:pPr>
-          </w:p>
+          <w:p/>
         </w:tc>
       </w:tr>
       <w:tr>

--- a/작업일지/Week_8(250417-250430).docx
+++ b/작업일지/Week_8(250417-250430).docx
@@ -134,17 +134,8 @@
                 <w:sz w:val="18"/>
                 <w:szCs w:val="18"/>
               </w:rPr>
-              <w:t xml:space="preserve">2020182035 </w:t>
-            </w:r>
-            <w:proofErr w:type="spellStart"/>
-            <w:r>
-              <w:rPr>
-                <w:sz w:val="18"/>
-                <w:szCs w:val="18"/>
-              </w:rPr>
-              <w:t>장하영</w:t>
-            </w:r>
-            <w:proofErr w:type="spellEnd"/>
+              <w:t>2020182035 장하영</w:t>
+            </w:r>
           </w:p>
         </w:tc>
         <w:tc>
@@ -161,7 +152,6 @@
                 <w:szCs w:val="22"/>
               </w:rPr>
             </w:pPr>
-            <w:proofErr w:type="spellStart"/>
             <w:r>
               <w:rPr>
                 <w:b/>
@@ -170,7 +160,6 @@
               </w:rPr>
               <w:t>팀명</w:t>
             </w:r>
-            <w:proofErr w:type="spellEnd"/>
           </w:p>
         </w:tc>
         <w:tc>
@@ -476,19 +465,11 @@
                 <w:color w:val="000000"/>
               </w:rPr>
             </w:pPr>
-            <w:proofErr w:type="spellStart"/>
             <w:r>
               <w:rPr>
                 <w:color w:val="000000"/>
               </w:rPr>
-              <w:t>장하영</w:t>
-            </w:r>
-            <w:proofErr w:type="spellEnd"/>
-            <w:r>
-              <w:rPr>
-                <w:color w:val="000000"/>
-              </w:rPr>
-              <w:t xml:space="preserve">: </w:t>
+              <w:t xml:space="preserve">장하영: </w:t>
             </w:r>
             <w:r>
               <w:rPr>
@@ -929,23 +910,7 @@
           <w:bCs/>
           <w:color w:val="000000"/>
         </w:rPr>
-        <w:t>“</w:t>
-      </w:r>
-      <w:proofErr w:type="spellStart"/>
-      <w:r>
-        <w:rPr>
-          <w:bCs/>
-          <w:color w:val="000000"/>
-        </w:rPr>
-        <w:t>egui</w:t>
-      </w:r>
-      <w:proofErr w:type="spellEnd"/>
-      <w:r>
-        <w:rPr>
-          <w:bCs/>
-          <w:color w:val="000000"/>
-        </w:rPr>
-        <w:t>”</w:t>
+        <w:t>“egui”</w:t>
       </w:r>
       <w:r>
         <w:rPr>
@@ -990,23 +955,7 @@
           <w:bCs/>
           <w:color w:val="000000"/>
         </w:rPr>
-        <w:t>“*_</w:t>
-      </w:r>
-      <w:proofErr w:type="spellStart"/>
-      <w:r>
-        <w:rPr>
-          <w:bCs/>
-          <w:color w:val="000000"/>
-        </w:rPr>
-        <w:t>Normal_Callsign</w:t>
-      </w:r>
-      <w:proofErr w:type="spellEnd"/>
-      <w:r>
-        <w:rPr>
-          <w:bCs/>
-          <w:color w:val="000000"/>
-        </w:rPr>
-        <w:t xml:space="preserve">” </w:t>
+        <w:t xml:space="preserve">“*_Normal_Callsign” </w:t>
       </w:r>
       <w:r>
         <w:rPr>
@@ -1061,37 +1010,12 @@
         </w:rPr>
         <w:t>*_</w:t>
       </w:r>
-      <w:proofErr w:type="spellStart"/>
       <w:r>
         <w:rPr>
           <w:bCs/>
           <w:color w:val="000000"/>
         </w:rPr>
-        <w:t>Victory_Start</w:t>
-      </w:r>
-      <w:proofErr w:type="spellEnd"/>
-      <w:r>
-        <w:rPr>
-          <w:bCs/>
-          <w:color w:val="000000"/>
-        </w:rPr>
-        <w:t>”, “*_</w:t>
-      </w:r>
-      <w:proofErr w:type="spellStart"/>
-      <w:r>
-        <w:rPr>
-          <w:bCs/>
-          <w:color w:val="000000"/>
-        </w:rPr>
-        <w:t>Victory_End</w:t>
-      </w:r>
-      <w:proofErr w:type="spellEnd"/>
-      <w:r>
-        <w:rPr>
-          <w:bCs/>
-          <w:color w:val="000000"/>
-        </w:rPr>
-        <w:t xml:space="preserve">” </w:t>
+        <w:t xml:space="preserve">Victory_Start”, “*_Victory_End” </w:t>
       </w:r>
       <w:r>
         <w:rPr>
@@ -1462,7 +1386,6 @@
           <w:szCs w:val="24"/>
         </w:rPr>
       </w:pPr>
-      <w:proofErr w:type="spellStart"/>
       <w:r>
         <w:rPr>
           <w:b/>
@@ -1472,7 +1395,6 @@
         </w:rPr>
         <w:t>장하영</w:t>
       </w:r>
-      <w:proofErr w:type="spellEnd"/>
     </w:p>
     <w:p>
       <w:pPr>
@@ -1791,21 +1713,30 @@
           <w:p>
             <w:pPr>
               <w:jc w:val="center"/>
+            </w:pPr>
+            <w:r>
+              <w:t>202</w:t>
+            </w:r>
+            <w:r>
+              <w:t>5</w:t>
+            </w:r>
+            <w:r>
+              <w:t>.0</w:t>
+            </w:r>
+            <w:r>
               <w:rPr>
                 <w:rFonts w:hint="eastAsia"/>
               </w:rPr>
-            </w:pPr>
-            <w:r>
-              <w:t>2024.0</w:t>
-            </w:r>
-            <w:r>
-              <w:rPr>
-                <w:rFonts w:hint="eastAsia"/>
-              </w:rPr>
               <w:t>5.01</w:t>
             </w:r>
             <w:r>
-              <w:t>~2024.0</w:t>
+              <w:t>~202</w:t>
+            </w:r>
+            <w:r>
+              <w:t>5</w:t>
+            </w:r>
+            <w:r>
+              <w:t>.0</w:t>
             </w:r>
             <w:r>
               <w:rPr>
